--- a/plantillas_publicidad/certificado_panel_simple_estacion.docx
+++ b/plantillas_publicidad/certificado_panel_simple_estacion.docx
@@ -569,62 +569,6 @@
           <w:rFonts w:ascii="Arial Narrow" w:hAnsi="Arial Narrow"/>
           <w:b/>
           <w:bCs/>
-          <w:sz w:val="24"/>
-          <w:szCs w:val="24"/>
-        </w:rPr>
-      </w:pPr>
-      <w:r>
-        <w:rPr>
-          <w:rFonts w:ascii="Arial Narrow" w:hAnsi="Arial Narrow"/>
-          <w:b/>
-          <w:bCs/>
-        </w:rPr>
-        <w:t>LEYENDA</w:t>
-      </w:r>
-      <w:r>
-        <w:rPr>
-          <w:rFonts w:ascii="Arial Narrow" w:hAnsi="Arial Narrow"/>
-          <w:b/>
-          <w:bCs/>
-        </w:rPr>
-        <w:tab/>
-      </w:r>
-      <w:r>
-        <w:rPr>
-          <w:rFonts w:ascii="Arial Narrow" w:hAnsi="Arial Narrow"/>
-          <w:b/>
-          <w:bCs/>
-        </w:rPr>
-        <w:tab/>
-        <w:t>:</w:t>
-      </w:r>
-      <w:r>
-        <w:rPr>
-          <w:rFonts w:ascii="Arial Narrow" w:hAnsi="Arial Narrow"/>
-          <w:b/>
-          <w:bCs/>
-        </w:rPr>
-        <w:tab/>
-      </w:r>
-      <w:r>
-        <w:rPr>
-          <w:rFonts w:ascii="Arial Narrow" w:hAnsi="Arial Narrow" w:cstheme="minorHAnsi"/>
-          <w:b/>
-          <w:bCs/>
-          <w:noProof/>
-          <w:lang w:val="es-ES"/>
-        </w:rPr>
-        <w:t>{{leyenda}}</w:t>
-      </w:r>
-    </w:p>
-    <w:p>
-      <w:pPr>
-        <w:pStyle w:val="Sinespaciado"/>
-        <w:jc w:val="both"/>
-        <w:rPr>
-          <w:rFonts w:ascii="Arial Narrow" w:hAnsi="Arial Narrow"/>
-          <w:b/>
-          <w:bCs/>
           <w:noProof/>
         </w:rPr>
       </w:pPr>
@@ -886,68 +830,6 @@
           <w:rFonts w:ascii="Arial Narrow" w:hAnsi="Arial Narrow"/>
           <w:b/>
           <w:bCs/>
-        </w:rPr>
-      </w:pPr>
-      <w:r>
-        <w:rPr>
-          <w:rFonts w:ascii="Arial Narrow" w:hAnsi="Arial Narrow"/>
-          <w:b/>
-          <w:bCs/>
-        </w:rPr>
-        <w:t>COLOR</w:t>
-      </w:r>
-      <w:r>
-        <w:rPr>
-          <w:rFonts w:ascii="Arial Narrow" w:hAnsi="Arial Narrow"/>
-          <w:b/>
-          <w:bCs/>
-        </w:rPr>
-        <w:tab/>
-      </w:r>
-      <w:r>
-        <w:rPr>
-          <w:rFonts w:ascii="Arial Narrow" w:hAnsi="Arial Narrow"/>
-          <w:b/>
-          <w:bCs/>
-        </w:rPr>
-        <w:tab/>
-      </w:r>
-      <w:r>
-        <w:rPr>
-          <w:rFonts w:ascii="Arial Narrow" w:hAnsi="Arial Narrow"/>
-          <w:b/>
-          <w:bCs/>
-        </w:rPr>
-        <w:tab/>
-        <w:t>:</w:t>
-      </w:r>
-      <w:r>
-        <w:rPr>
-          <w:rFonts w:ascii="Arial Narrow" w:hAnsi="Arial Narrow"/>
-          <w:b/>
-          <w:bCs/>
-        </w:rPr>
-        <w:tab/>
-      </w:r>
-      <w:r>
-        <w:rPr>
-          <w:rFonts w:ascii="Arial Narrow" w:hAnsi="Arial Narrow" w:cstheme="minorHAnsi"/>
-          <w:b/>
-          <w:bCs/>
-          <w:noProof/>
-          <w:lang w:val="es-ES"/>
-        </w:rPr>
-        <w:t>{{color}}</w:t>
-      </w:r>
-    </w:p>
-    <w:p>
-      <w:pPr>
-        <w:pStyle w:val="Sinespaciado"/>
-        <w:jc w:val="both"/>
-        <w:rPr>
-          <w:rFonts w:ascii="Arial Narrow" w:hAnsi="Arial Narrow"/>
-          <w:b/>
-          <w:bCs/>
           <w:noProof/>
         </w:rPr>
       </w:pPr>
@@ -997,112 +879,6 @@
     <w:p>
       <w:pPr>
         <w:pStyle w:val="Sinespaciado"/>
-        <w:jc w:val="both"/>
-        <w:rPr>
-          <w:rFonts w:ascii="Arial Narrow" w:hAnsi="Arial Narrow"/>
-          <w:b/>
-          <w:bCs/>
-        </w:rPr>
-      </w:pPr>
-      <w:r>
-        <w:rPr>
-          <w:rFonts w:ascii="Arial Narrow" w:hAnsi="Arial Narrow"/>
-          <w:b/>
-          <w:bCs/>
-        </w:rPr>
-        <w:t xml:space="preserve">CARAS </w:t>
-      </w:r>
-      <w:r>
-        <w:rPr>
-          <w:rFonts w:ascii="Arial Narrow" w:hAnsi="Arial Narrow"/>
-          <w:b/>
-          <w:bCs/>
-        </w:rPr>
-        <w:tab/>
-      </w:r>
-      <w:r>
-        <w:rPr>
-          <w:rFonts w:ascii="Arial Narrow" w:hAnsi="Arial Narrow"/>
-          <w:b/>
-          <w:bCs/>
-        </w:rPr>
-        <w:tab/>
-      </w:r>
-      <w:r>
-        <w:rPr>
-          <w:rFonts w:ascii="Arial Narrow" w:hAnsi="Arial Narrow"/>
-          <w:b/>
-          <w:bCs/>
-        </w:rPr>
-        <w:tab/>
-        <w:t>:</w:t>
-      </w:r>
-      <w:r>
-        <w:rPr>
-          <w:rFonts w:ascii="Arial Narrow" w:hAnsi="Arial Narrow"/>
-          <w:b/>
-          <w:bCs/>
-        </w:rPr>
-        <w:tab/>
-      </w:r>
-      <w:r>
-        <w:rPr>
-          <w:rFonts w:ascii="Arial Narrow" w:hAnsi="Arial Narrow"/>
-          <w:b/>
-          <w:bCs/>
-          <w:color w:val="FF0000"/>
-        </w:rPr>
-        <w:t>UNA</w:t>
-      </w:r>
-      <w:r>
-        <w:rPr>
-          <w:rFonts w:ascii="Arial Narrow" w:hAnsi="Arial Narrow"/>
-          <w:b/>
-          <w:bCs/>
-          <w:color w:val="FF0000"/>
-        </w:rPr>
-        <w:t xml:space="preserve"> </w:t>
-      </w:r>
-      <w:r>
-        <w:rPr>
-          <w:rFonts w:ascii="Arial Narrow" w:hAnsi="Arial Narrow"/>
-          <w:b/>
-          <w:bCs/>
-          <w:color w:val="FF0000"/>
-        </w:rPr>
-        <w:t>(</w:t>
-      </w:r>
-      <w:r>
-        <w:rPr>
-          <w:rFonts w:ascii="Arial Narrow" w:hAnsi="Arial Narrow"/>
-          <w:b/>
-          <w:bCs/>
-          <w:color w:val="FF0000"/>
-        </w:rPr>
-        <w:t>{{num_cara}}</w:t>
-      </w:r>
-      <w:r>
-        <w:rPr>
-          <w:rFonts w:ascii="Arial Narrow" w:hAnsi="Arial Narrow"/>
-          <w:b/>
-          <w:bCs/>
-          <w:color w:val="FF0000"/>
-        </w:rPr>
-        <w:t>)</w:t>
-      </w:r>
-      <w:r>
-        <w:rPr>
-          <w:rFonts w:ascii="Arial Narrow" w:hAnsi="Arial Narrow"/>
-          <w:b/>
-          <w:bCs/>
-          <w:color w:val="FF0000"/>
-        </w:rPr>
-        <w:t xml:space="preserve"> CARA</w:t>
-      </w:r>
-    </w:p>
-    <w:p>
-      <w:pPr>
-        <w:pStyle w:val="Sinespaciado"/>
         <w:rPr>
           <w:rFonts w:ascii="Arial Narrow" w:hAnsi="Arial Narrow"/>
           <w:b/>
@@ -1231,6 +1007,46 @@
     <w:p>
       <w:pPr>
         <w:pStyle w:val="Sinespaciado"/>
+        <w:rPr>
+          <w:rFonts w:ascii="Arial Narrow" w:hAnsi="Arial Narrow"/>
+          <w:b/>
+        </w:rPr>
+      </w:pPr>
+    </w:p>
+    <w:p>
+      <w:pPr>
+        <w:pStyle w:val="Sinespaciado"/>
+        <w:jc w:val="right"/>
+        <w:rPr>
+          <w:rFonts w:ascii="Arial Narrow" w:hAnsi="Arial Narrow"/>
+          <w:b/>
+        </w:rPr>
+      </w:pPr>
+    </w:p>
+    <w:p>
+      <w:pPr>
+        <w:pStyle w:val="Sinespaciado"/>
+        <w:jc w:val="right"/>
+        <w:rPr>
+          <w:rFonts w:ascii="Arial Narrow" w:hAnsi="Arial Narrow"/>
+          <w:b/>
+        </w:rPr>
+      </w:pPr>
+    </w:p>
+    <w:p>
+      <w:pPr>
+        <w:pStyle w:val="Sinespaciado"/>
+        <w:jc w:val="right"/>
+        <w:rPr>
+          <w:rFonts w:ascii="Arial Narrow" w:hAnsi="Arial Narrow"/>
+          <w:b/>
+        </w:rPr>
+      </w:pPr>
+    </w:p>
+    <w:p>
+      <w:pPr>
+        <w:pStyle w:val="Sinespaciado"/>
+        <w:jc w:val="right"/>
         <w:rPr>
           <w:rFonts w:ascii="Arial Narrow" w:hAnsi="Arial Narrow"/>
           <w:b/>
@@ -1305,7 +1121,7 @@
           </w:rPr>
           <w:id w:val="911356680"/>
           <w:placeholder>
-            <w:docPart w:val="E5025776E5BA4289ADF3E4616039062C"/>
+            <w:docPart w:val="26AB4CD5F27E40A6B8D445A2B05A3A0E"/>
           </w:placeholder>
           <w:date>
             <w:dateFormat w:val="d 'de' MMMM 'de' yyyy"/>
@@ -1314,7 +1130,6 @@
             <w:calendar w:val="gregorian"/>
           </w:date>
         </w:sdtPr>
-        <w:sdtEndPr/>
         <w:sdtContent>
           <w:r>
             <w:rPr>
@@ -2685,7 +2500,7 @@
   <w:docParts>
     <w:docPart>
       <w:docPartPr>
-        <w:name w:val="E5025776E5BA4289ADF3E4616039062C"/>
+        <w:name w:val="26AB4CD5F27E40A6B8D445A2B05A3A0E"/>
         <w:category>
           <w:name w:val="General"/>
           <w:gallery w:val="placeholder"/>
@@ -2696,12 +2511,12 @@
         <w:behaviors>
           <w:behavior w:val="content"/>
         </w:behaviors>
-        <w:guid w:val="{D9D31A1D-0CF2-4D57-8B1C-AD47053BE956}"/>
+        <w:guid w:val="{C8DA967A-2037-4642-8AE5-EB8C79DF7730}"/>
       </w:docPartPr>
       <w:docPartBody>
         <w:p>
           <w:pPr>
-            <w:pStyle w:val="E5025776E5BA4289ADF3E4616039062C"/>
+            <w:pStyle w:val="26AB4CD5F27E40A6B8D445A2B05A3A0E"/>
           </w:pPr>
           <w:r>
             <w:rPr>
@@ -2803,11 +2618,13 @@
     <w:rsid w:val="00281BF7"/>
     <w:rsid w:val="003810EC"/>
     <w:rsid w:val="00434534"/>
+    <w:rsid w:val="004724EE"/>
     <w:rsid w:val="004E528B"/>
     <w:rsid w:val="00765A2B"/>
     <w:rsid w:val="007D7807"/>
     <w:rsid w:val="008C01EA"/>
     <w:rsid w:val="0090163D"/>
+    <w:rsid w:val="00940CD7"/>
     <w:rsid w:val="00981D44"/>
     <w:rsid w:val="00B146B6"/>
     <w:rsid w:val="00BC5877"/>
@@ -3271,7 +3088,7 @@
     <w:basedOn w:val="Fuentedeprrafopredeter"/>
     <w:uiPriority w:val="99"/>
     <w:semiHidden/>
-    <w:rsid w:val="00981D44"/>
+    <w:rsid w:val="004724EE"/>
     <w:rPr>
       <w:color w:val="808080"/>
     </w:rPr>
@@ -3279,6 +3096,14 @@
   <w:style w:type="paragraph" w:customStyle="1" w:styleId="E5025776E5BA4289ADF3E4616039062C">
     <w:name w:val="E5025776E5BA4289ADF3E4616039062C"/>
     <w:rsid w:val="00D40337"/>
+  </w:style>
+  <w:style w:type="paragraph" w:customStyle="1" w:styleId="26AB4CD5F27E40A6B8D445A2B05A3A0E">
+    <w:name w:val="26AB4CD5F27E40A6B8D445A2B05A3A0E"/>
+    <w:rsid w:val="004724EE"/>
+    <w:rPr>
+      <w:kern w:val="0"/>
+      <w14:ligatures w14:val="none"/>
+    </w:rPr>
   </w:style>
 </w:styles>
 </file>
